--- a/public/templates/my-cs-coach.docx
+++ b/public/templates/my-cs-coach.docx
@@ -125,6 +125,7 @@
     </w:p>
     <w:p>
       <w:pPr>
+        <w:spacing w:after="0" w:line="240" w:lineRule="auto"/>
         <w:jc w:val="both"/>
         <w:rPr>
           <w:rFonts w:ascii="Segoe UI" w:hAnsi="Segoe UI" w:cs="Segoe UI"/>
@@ -232,7 +233,25 @@
           <w:sz w:val="22"/>
           <w:szCs w:val="22"/>
         </w:rPr>
-        <w:t xml:space="preserve">We are pleased to confirm your employment with us at Agensi Pekerjaan Luxury Careers Sdn. Bhd. with effect of {startDate}, hereinafter referred to as “Luxury Careers.” During your employment with us, you will be assigned exclusively to Coach Malaysia Sdn Bhd., which will be referred as “the Client” throughout this contract.</w:t>
+        <w:t xml:space="preserve">We are pleased to confirm your employment with us at Agensi Pekerjaan Luxury Careers Sdn. Bhd. with effect of </w:t>
+      </w:r>
+      <w:r>
+        <w:rPr>
+          <w:rFonts w:ascii="Segoe UI" w:hAnsi="Segoe UI" w:cs="Segoe UI"/>
+          <w:b/>
+          <w:bCs/>
+          <w:sz w:val="22"/>
+          <w:szCs w:val="22"/>
+        </w:rPr>
+        <w:t xml:space="preserve">{startDate}</w:t>
+      </w:r>
+      <w:r>
+        <w:rPr>
+          <w:rFonts w:ascii="Segoe UI" w:hAnsi="Segoe UI" w:cs="Segoe UI"/>
+          <w:sz w:val="22"/>
+          <w:szCs w:val="22"/>
+        </w:rPr>
+        <w:t xml:space="preserve">, hereinafter referred to as “Luxury Careers.” During your employment with us, you will be assigned exclusively to Coach Malaysia Sdn Bhd., which will be referred as “the Client” throughout this contract.</w:t>
       </w:r>
     </w:p>
     <w:p>
@@ -325,7 +344,25 @@
           <w:b w:val="0"/>
           <w:szCs w:val="22"/>
         </w:rPr>
-        <w:t xml:space="preserve">Your designation shall be {designation}.</w:t>
+        <w:t xml:space="preserve">Your designation shall be </w:t>
+      </w:r>
+      <w:r>
+        <w:rPr>
+          <w:rFonts w:ascii="Segoe UI" w:hAnsi="Segoe UI" w:cs="Segoe UI"/>
+          <w:b/>
+          <w:bCs/>
+          <w:b w:val="0"/>
+          <w:szCs w:val="22"/>
+        </w:rPr>
+        <w:t xml:space="preserve">{designation}</w:t>
+      </w:r>
+      <w:r>
+        <w:rPr>
+          <w:rFonts w:ascii="Segoe UI" w:hAnsi="Segoe UI" w:cs="Segoe UI"/>
+          <w:b w:val="0"/>
+          <w:szCs w:val="22"/>
+        </w:rPr>
+        <w:t xml:space="preserve">.</w:t>
       </w:r>
     </w:p>
     <w:p>
@@ -390,7 +427,43 @@
           <w:sz w:val="22"/>
           <w:szCs w:val="22"/>
         </w:rPr>
-        <w:t xml:space="preserve">Your gross basic monthly salary will be RM{salaryFigure} (Ringgit Malaysia: {salaryWords} Only) per month, and RM{allowanceFigure} (Ringgit Malaysia: {allowanceWords} Only) per month which payable at the end of each month. Please keep your salary confidential and do not discuss with any of your colleagues at your place of work. Luxury Careers is entitled to deduct any amount payable to you under or in relation to this agreement: (i) any amount authorized by law and (ii) any amount owing by you to the Client.</w:t>
+        <w:t xml:space="preserve">Your gross basic monthly salary will be RM</w:t>
+      </w:r>
+      <w:r>
+        <w:rPr>
+          <w:rFonts w:ascii="Segoe UI" w:hAnsi="Segoe UI" w:cs="Segoe UI"/>
+          <w:b/>
+          <w:bCs/>
+          <w:sz w:val="22"/>
+          <w:szCs w:val="22"/>
+        </w:rPr>
+        <w:t xml:space="preserve">{salaryFigure}</w:t>
+      </w:r>
+      <w:r>
+        <w:rPr>
+          <w:rFonts w:ascii="Segoe UI" w:hAnsi="Segoe UI" w:cs="Segoe UI"/>
+          <w:sz w:val="22"/>
+          <w:szCs w:val="22"/>
+        </w:rPr>
+        <w:t xml:space="preserve"> (Ringgit Malaysia: {salaryWords} Only) per month, and RM</w:t>
+      </w:r>
+      <w:r>
+        <w:rPr>
+          <w:rFonts w:ascii="Segoe UI" w:hAnsi="Segoe UI" w:cs="Segoe UI"/>
+          <w:b/>
+          <w:bCs/>
+          <w:sz w:val="22"/>
+          <w:szCs w:val="22"/>
+        </w:rPr>
+        <w:t xml:space="preserve">{allowanceFigure}</w:t>
+      </w:r>
+      <w:r>
+        <w:rPr>
+          <w:rFonts w:ascii="Segoe UI" w:hAnsi="Segoe UI" w:cs="Segoe UI"/>
+          <w:sz w:val="22"/>
+          <w:szCs w:val="22"/>
+        </w:rPr>
+        <w:t xml:space="preserve"> (Ringgit Malaysia: {allowanceWords} Only) per month which payable at the end of each month. Please keep your salary confidential and do not discuss with any of your colleagues at your place of work. Luxury Careers is entitled to deduct any amount payable to you under or in relation to this agreement: (i) any amount authorized by law and (ii) any amount owing by you to the Client.</w:t>
       </w:r>
     </w:p>
     <w:p>
@@ -752,7 +825,43 @@
           <w:sz w:val="22"/>
           <w:szCs w:val="22"/>
         </w:rPr>
-        <w:t xml:space="preserve">The agreed employment duration is from {startDate} to {endDate}. It may be subject to renewal based on mutual agreement between you and Luxury Careers.</w:t>
+        <w:t xml:space="preserve">The agreed employment duration is from </w:t>
+      </w:r>
+      <w:r>
+        <w:rPr>
+          <w:rFonts w:ascii="Segoe UI" w:hAnsi="Segoe UI" w:cs="Segoe UI"/>
+          <w:b/>
+          <w:bCs/>
+          <w:sz w:val="22"/>
+          <w:szCs w:val="22"/>
+        </w:rPr>
+        <w:t xml:space="preserve">{startDate}</w:t>
+      </w:r>
+      <w:r>
+        <w:rPr>
+          <w:rFonts w:ascii="Segoe UI" w:hAnsi="Segoe UI" w:cs="Segoe UI"/>
+          <w:sz w:val="22"/>
+          <w:szCs w:val="22"/>
+        </w:rPr>
+        <w:t xml:space="preserve"> to </w:t>
+      </w:r>
+      <w:r>
+        <w:rPr>
+          <w:rFonts w:ascii="Segoe UI" w:hAnsi="Segoe UI" w:cs="Segoe UI"/>
+          <w:b/>
+          <w:bCs/>
+          <w:sz w:val="22"/>
+          <w:szCs w:val="22"/>
+        </w:rPr>
+        <w:t xml:space="preserve">{endDate}</w:t>
+      </w:r>
+      <w:r>
+        <w:rPr>
+          <w:rFonts w:ascii="Segoe UI" w:hAnsi="Segoe UI" w:cs="Segoe UI"/>
+          <w:sz w:val="22"/>
+          <w:szCs w:val="22"/>
+        </w:rPr>
+        <w:t xml:space="preserve">. It may be subject to renewal based on mutual agreement between you and Luxury Careers.</w:t>
       </w:r>
     </w:p>
     <w:p>
@@ -1233,7 +1342,7 @@
           <w:sz w:val="22"/>
           <w:szCs w:val="22"/>
         </w:rPr>
-        <w:t>6</w:t>
+        <w:t>{probationMonths}</w:t>
       </w:r>
       <w:r>
         <w:rPr>
@@ -3138,7 +3247,7 @@
           <w:b/>
           <w:szCs w:val="22"/>
         </w:rPr>
-        <w:t xml:space="preserve">I confirm that I have read and accepted the terms and conditions of my employment with </w:t>
+        <w:t xml:space="preserve">I, {name}, confirm that I have read and accepted the terms and conditions of my employment with </w:t>
       </w:r>
       <w:r>
         <w:rPr>
@@ -4546,55 +4655,11 @@
         <w:rFonts w:ascii="Segoe UI" w:hAnsi="Segoe UI" w:cs="Segoe UI"/>
       </w:rPr>
     </w:pPr>
-    <w:bookmarkStart w:id="0" w:name="_Hlk179375725"/>
-    <w:bookmarkStart w:id="1" w:name="_Hlk179375726"/>
-    <w:proofErr w:type="spellStart"/>
     <w:r>
       <w:rPr>
         <w:rFonts w:ascii="Segoe UI" w:hAnsi="Segoe UI" w:cs="Segoe UI"/>
       </w:rPr>
-      <w:t>Agensi</w:t>
-    </w:r>
-    <w:proofErr w:type="spellEnd"/>
-    <w:r>
-      <w:rPr>
-        <w:rFonts w:ascii="Segoe UI" w:hAnsi="Segoe UI" w:cs="Segoe UI"/>
-      </w:rPr>
-      <w:t xml:space="preserve"> </w:t>
-    </w:r>
-    <w:proofErr w:type="spellStart"/>
-    <w:r>
-      <w:rPr>
-        <w:rFonts w:ascii="Segoe UI" w:hAnsi="Segoe UI" w:cs="Segoe UI"/>
-      </w:rPr>
-      <w:t>Pekerjaan</w:t>
-    </w:r>
-    <w:proofErr w:type="spellEnd"/>
-    <w:r>
-      <w:rPr>
-        <w:rFonts w:ascii="Segoe UI" w:hAnsi="Segoe UI" w:cs="Segoe UI"/>
-      </w:rPr>
-      <w:t xml:space="preserve"> Luxury Careers </w:t>
-    </w:r>
-    <w:proofErr w:type="spellStart"/>
-    <w:r>
-      <w:rPr>
-        <w:rFonts w:ascii="Segoe UI" w:hAnsi="Segoe UI" w:cs="Segoe UI"/>
-      </w:rPr>
-      <w:t>Sdn</w:t>
-    </w:r>
-    <w:proofErr w:type="spellEnd"/>
-    <w:r>
-      <w:rPr>
-        <w:rFonts w:ascii="Segoe UI" w:hAnsi="Segoe UI" w:cs="Segoe UI"/>
-      </w:rPr>
-      <w:t>. Bhd. (</w:t>
-    </w:r>
-    <w:r>
-      <w:rPr>
-        <w:rFonts w:ascii="Segoe UI" w:hAnsi="Segoe UI" w:cs="Segoe UI"/>
-      </w:rPr>
-      <w:t>1581052-V)</w:t>
+      <w:t xml:space="preserve">Agensi Pekerjaan Luxury Careers Sdn. Bhd. (1581052-V) JTKSM 1557</w:t>
     </w:r>
   </w:p>
   <w:p>
@@ -4609,33 +4674,7 @@
       <w:rPr>
         <w:rFonts w:ascii="Segoe UI" w:hAnsi="Segoe UI" w:cs="Segoe UI"/>
       </w:rPr>
-      <w:t xml:space="preserve">Colony Coworking Space @ </w:t>
-    </w:r>
-    <w:r>
-      <w:rPr>
-        <w:rFonts w:ascii="Segoe UI" w:hAnsi="Segoe UI" w:cs="Segoe UI"/>
-      </w:rPr>
-      <w:t>KLCC,</w:t>
-    </w:r>
-    <w:r>
-      <w:rPr>
-        <w:rFonts w:ascii="Segoe UI" w:hAnsi="Segoe UI" w:cs="Segoe UI"/>
-      </w:rPr>
-      <w:t xml:space="preserve"> 1-1 to 1-11 </w:t>
-    </w:r>
-    <w:proofErr w:type="spellStart"/>
-    <w:r>
-      <w:rPr>
-        <w:rFonts w:ascii="Segoe UI" w:hAnsi="Segoe UI" w:cs="Segoe UI"/>
-      </w:rPr>
-      <w:t>Vipod</w:t>
-    </w:r>
-    <w:proofErr w:type="spellEnd"/>
-    <w:r>
-      <w:rPr>
-        <w:rFonts w:ascii="Segoe UI" w:hAnsi="Segoe UI" w:cs="Segoe UI"/>
-      </w:rPr>
-      <w:t xml:space="preserve"> Residence, 6 Jalan Kia Peng,</w:t>
+      <w:t xml:space="preserve">Private Office 318, Level 3-5, Menara AIA Sentral</w:t>
     </w:r>
   </w:p>
   <w:p>
@@ -4650,7 +4689,7 @@
       <w:rPr>
         <w:rFonts w:ascii="Segoe UI" w:hAnsi="Segoe UI" w:cs="Segoe UI"/>
       </w:rPr>
-      <w:t xml:space="preserve"> 50450, Kuala Lumpur</w:t>
+      <w:t xml:space="preserve"> NO 30. Jalan Sultan Ismail, 50250, Kuala Lumpur</w:t>
     </w:r>
     <w:bookmarkEnd w:id="0"/>
     <w:bookmarkEnd w:id="1"/>

--- a/public/templates/my-cs-coach.docx
+++ b/public/templates/my-cs-coach.docx
@@ -126,7 +126,7 @@
     <w:p>
       <w:pPr>
         <w:spacing w:after="0" w:line="240" w:lineRule="auto"/>
-        <w:jc w:val="both"/>
+        <w:jc w:val="left"/>
         <w:rPr>
           <w:rFonts w:ascii="Segoe UI" w:hAnsi="Segoe UI" w:cs="Segoe UI"/>
           <w:sz w:val="22"/>
